--- a/apps/api/src/data/preparation-docs/semana1-servicio.docx
+++ b/apps/api/src/data/preparation-docs/semana1-servicio.docx
@@ -3346,7 +3346,7 @@
                 <w:sz w:val="20"/>
                 <w:szCs w:val="20"/>
               </w:rPr>
-              <w:t xml:space="preserve"> </w:t>
+              <w:t xml:space="preserve"/>
             </w:r>
             <w:r>
               <w:rPr>
@@ -3356,7 +3356,7 @@
                 <w:sz w:val="20"/>
                 <w:szCs w:val="20"/>
               </w:rPr>
-              <w:t>Polanco III</w:t>
+              <w:t/>
             </w:r>
           </w:p>
         </w:tc>
@@ -4251,7 +4251,7 @@
         <w:sz w:val="32"/>
         <w:lang w:val="es-MX"/>
       </w:rPr>
-      <w:t xml:space="preserve"> </w:t>
+      <w:t xml:space="preserve"/>
     </w:r>
     <w:r>
       <w:rPr>
@@ -4259,7 +4259,7 @@
         <w:sz w:val="32"/>
         <w:lang w:val="es-MX"/>
       </w:rPr>
-      <w:t>Polanco III</w:t>
+      <w:t/>
     </w:r>
     <w:r>
       <w:rPr>
@@ -4451,7 +4451,7 @@
                               <w:szCs w:val="16"/>
                               <w:lang w:val="es-MX"/>
                             </w:rPr>
-                            <w:t>1ero. Abril 25</w:t>
+                            <w:t/>
                           </w:r>
                         </w:p>
                       </w:txbxContent>
@@ -4555,7 +4555,7 @@
                         <w:szCs w:val="16"/>
                         <w:lang w:val="es-MX"/>
                       </w:rPr>
-                      <w:t>1ero. Abril 25</w:t>
+                      <w:t/>
                     </w:r>
                   </w:p>
                 </w:txbxContent>
@@ -4705,7 +4705,7 @@
                               <w:szCs w:val="20"/>
                               <w:lang w:val="es-ES_tradnl"/>
                             </w:rPr>
-                            <w:t xml:space="preserve"> Hombres </w:t>
+                            <w:t xml:space="preserve"> Hombres</w:t>
                           </w:r>
                           <w:r>
                             <w:rPr>
@@ -4714,7 +4714,7 @@
                               <w:szCs w:val="20"/>
                               <w:lang w:val="es-ES_tradnl"/>
                             </w:rPr>
-                            <w:t>Polanco III</w:t>
+                            <w:t/>
                           </w:r>
                         </w:p>
                         <w:p>
@@ -4827,7 +4827,7 @@
                         <w:szCs w:val="20"/>
                         <w:lang w:val="es-ES_tradnl"/>
                       </w:rPr>
-                      <w:t xml:space="preserve"> Hombres </w:t>
+                      <w:t xml:space="preserve"> Hombres</w:t>
                     </w:r>
                     <w:r>
                       <w:rPr>
@@ -4836,7 +4836,7 @@
                         <w:szCs w:val="20"/>
                         <w:lang w:val="es-ES_tradnl"/>
                       </w:rPr>
-                      <w:t>Polanco III</w:t>
+                      <w:t/>
                     </w:r>
                   </w:p>
                   <w:p>
